--- a/Bases de Datos II/Kit docente/Clase 11/Solucion Taller Clase 11 - VetCare.docx
+++ b/Bases de Datos II/Kit docente/Clase 11/Solucion Taller Clase 11 - VetCare.docx
@@ -12475,7 +12475,7 @@
                 <w:color w:val="111111"/>
                 <w:sz w:val="19"/>
               </w:rPr>
-              <w:t>vetcare_recepcion</w:t>
+              <w:t>clinica_recepcion</w:t>
             </w:r>
             <w:r>
               <w:rPr>
@@ -12492,7 +12492,7 @@
                 <w:color w:val="111111"/>
                 <w:sz w:val="19"/>
               </w:rPr>
-              <w:t>vetcare_veterinario</w:t>
+              <w:t>clinica_veterinario</w:t>
             </w:r>
             <w:r>
               <w:rPr>
@@ -12509,7 +12509,7 @@
                 <w:color w:val="111111"/>
                 <w:sz w:val="19"/>
               </w:rPr>
-              <w:t>vetcare_admin</w:t>
+              <w:t>clinica_admin</w:t>
             </w:r>
             <w:r>
               <w:rPr>
@@ -15930,7 +15930,7 @@
                 <w:color w:val="111111"/>
                 <w:sz w:val="19"/>
               </w:rPr>
-              <w:t>vetcare_recepcion</w:t>
+              <w:t>clinica_recepcion</w:t>
             </w:r>
             <w:r>
               <w:rPr>
